--- a/Project/note/BSDF.docx
+++ b/Project/note/BSDF.docx
@@ -98,11 +98,6 @@
       </w:r>
     </w:p>
     <w:p>
-      <w:pPr>
-        <w:rPr>
-          <w:rFonts w:hint="eastAsia"/>
-        </w:rPr>
-      </w:pPr>
       <w:r>
         <w:rPr>
           <w:rFonts w:hint="eastAsia"/>
@@ -119,12 +114,10 @@
       </w:r>
     </w:p>
     <w:p>
-      <w:pPr>
-        <w:rPr>
-          <w:rFonts w:hint="eastAsia"/>
-        </w:rPr>
-      </w:pPr>
-      <w:r>
+      <w:r>
+        <w:rPr>
+          <w:noProof/>
+        </w:rPr>
         <w:drawing>
           <wp:inline distT="0" distB="0" distL="0" distR="0" wp14:anchorId="4497AD3D" wp14:editId="534A6079">
             <wp:extent cx="5274310" cy="3830955"/>
@@ -301,6 +294,9 @@
     </w:p>
     <w:p>
       <w:r>
+        <w:rPr>
+          <w:noProof/>
+        </w:rPr>
         <w:drawing>
           <wp:inline distT="0" distB="0" distL="0" distR="0" wp14:anchorId="05D6907C" wp14:editId="0A8BB08C">
             <wp:extent cx="2095792" cy="1400370"/>
@@ -340,6 +336,9 @@
     </w:p>
     <w:p>
       <w:r>
+        <w:rPr>
+          <w:noProof/>
+        </w:rPr>
         <w:drawing>
           <wp:inline distT="0" distB="0" distL="0" distR="0" wp14:anchorId="02AF297B" wp14:editId="50CE46B2">
             <wp:extent cx="5274310" cy="1179830"/>
@@ -392,6 +391,9 @@
     </w:p>
     <w:p>
       <w:r>
+        <w:rPr>
+          <w:noProof/>
+        </w:rPr>
         <w:drawing>
           <wp:inline distT="0" distB="0" distL="0" distR="0" wp14:anchorId="230C2CA5" wp14:editId="3C05ADDA">
             <wp:extent cx="5274310" cy="1982470"/>
@@ -455,6 +457,9 @@
     </w:p>
     <w:p>
       <w:r>
+        <w:rPr>
+          <w:noProof/>
+        </w:rPr>
         <w:drawing>
           <wp:inline distT="0" distB="0" distL="0" distR="0" wp14:anchorId="60FCE975" wp14:editId="2845A6FF">
             <wp:extent cx="5274310" cy="901065"/>
@@ -530,11 +535,6 @@
     </w:p>
     <w:p/>
     <w:p>
-      <w:pPr>
-        <w:rPr>
-          <w:rFonts w:hint="eastAsia"/>
-        </w:rPr>
-      </w:pPr>
       <w:r>
         <w:rPr>
           <w:rFonts w:hint="eastAsia"/>
@@ -576,6 +576,9 @@
     </w:p>
     <w:p>
       <w:r>
+        <w:rPr>
+          <w:noProof/>
+        </w:rPr>
         <w:drawing>
           <wp:inline distT="0" distB="0" distL="0" distR="0" wp14:anchorId="6D2A54FC" wp14:editId="67DC3A4A">
             <wp:extent cx="5274310" cy="2334895"/>
@@ -739,12 +742,10 @@
       </w:r>
     </w:p>
     <w:p>
-      <w:pPr>
-        <w:rPr>
-          <w:rFonts w:hint="eastAsia"/>
-        </w:rPr>
-      </w:pPr>
-      <w:r>
+      <w:r>
+        <w:rPr>
+          <w:noProof/>
+        </w:rPr>
         <w:drawing>
           <wp:inline distT="0" distB="0" distL="0" distR="0" wp14:anchorId="0F25CB24" wp14:editId="057EC2A3">
             <wp:extent cx="4581525" cy="1223432"/>
@@ -783,11 +784,6 @@
       </w:r>
     </w:p>
     <w:p>
-      <w:pPr>
-        <w:rPr>
-          <w:rFonts w:hint="eastAsia"/>
-        </w:rPr>
-      </w:pPr>
       <w:r>
         <w:rPr>
           <w:rFonts w:hint="eastAsia"/>
@@ -796,11 +792,6 @@
       </w:r>
     </w:p>
     <w:p>
-      <w:pPr>
-        <w:rPr>
-          <w:rFonts w:hint="eastAsia"/>
-        </w:rPr>
-      </w:pPr>
       <w:r>
         <w:rPr>
           <w:rFonts w:hint="eastAsia"/>
@@ -853,6 +844,9 @@
     </w:p>
     <w:p>
       <w:r>
+        <w:rPr>
+          <w:noProof/>
+        </w:rPr>
         <w:drawing>
           <wp:inline distT="0" distB="0" distL="0" distR="0" wp14:anchorId="7630F629" wp14:editId="425341B2">
             <wp:extent cx="3124636" cy="762106"/>
@@ -912,13 +906,7 @@
         <w:t>的着色点之间的距离</w:t>
       </w:r>
     </w:p>
-    <w:p>
-      <w:pPr>
-        <w:rPr>
-          <w:rFonts w:hint="eastAsia"/>
-        </w:rPr>
-      </w:pPr>
-    </w:p>
+    <w:p/>
     <w:p>
       <w:r>
         <w:t>To evaluate the diffusion contribution, incident radiance must be integrated over the entire surface.</w:t>
@@ -940,6 +928,9 @@
     </w:p>
     <w:p>
       <w:r>
+        <w:rPr>
+          <w:noProof/>
+        </w:rPr>
         <w:drawing>
           <wp:inline distT="0" distB="0" distL="0" distR="0" wp14:anchorId="06D93F46" wp14:editId="2883E072">
             <wp:extent cx="2943636" cy="704948"/>
@@ -988,11 +979,6 @@
     </w:p>
     <w:p/>
     <w:p>
-      <w:pPr>
-        <w:rPr>
-          <w:rFonts w:hint="eastAsia"/>
-        </w:rPr>
-      </w:pPr>
       <w:r>
         <w:rPr>
           <w:rFonts w:hint="eastAsia"/>
@@ -1001,12 +987,10 @@
       </w:r>
     </w:p>
     <w:p>
-      <w:pPr>
-        <w:rPr>
-          <w:rFonts w:hint="eastAsia"/>
-        </w:rPr>
-      </w:pPr>
-      <w:r>
+      <w:r>
+        <w:rPr>
+          <w:noProof/>
+        </w:rPr>
         <w:drawing>
           <wp:inline distT="0" distB="0" distL="0" distR="0" wp14:anchorId="43B824CF" wp14:editId="408FCFFF">
             <wp:extent cx="5274310" cy="1609090"/>
@@ -1046,6 +1030,9 @@
     </w:p>
     <w:p>
       <w:r>
+        <w:rPr>
+          <w:noProof/>
+        </w:rPr>
         <w:drawing>
           <wp:inline distT="0" distB="0" distL="0" distR="0" wp14:anchorId="7EAF8C71" wp14:editId="63A1488A">
             <wp:extent cx="5274310" cy="1145540"/>
@@ -1093,6 +1080,9 @@
     </w:p>
     <w:p>
       <w:r>
+        <w:rPr>
+          <w:noProof/>
+        </w:rPr>
         <w:drawing>
           <wp:inline distT="0" distB="0" distL="0" distR="0" wp14:anchorId="6C40ABB4" wp14:editId="3004F4C2">
             <wp:extent cx="5274310" cy="2941320"/>
@@ -1133,6 +1123,9 @@
     <w:p/>
     <w:p>
       <w:r>
+        <w:rPr>
+          <w:noProof/>
+        </w:rPr>
         <w:lastRenderedPageBreak/>
         <w:drawing>
           <wp:inline distT="0" distB="0" distL="0" distR="0" wp14:anchorId="2B957121" wp14:editId="7ED3CDEA">
@@ -1270,11 +1263,6 @@
       <w:proofErr w:type="spellEnd"/>
     </w:p>
     <w:p>
-      <w:pPr>
-        <w:rPr>
-          <w:rFonts w:hint="eastAsia"/>
-        </w:rPr>
-      </w:pPr>
       <w:r>
         <w:rPr>
           <w:rFonts w:hint="eastAsia"/>
@@ -1373,6 +1361,9 @@
         </w:rPr>
       </w:pPr>
       <w:r>
+        <w:rPr>
+          <w:noProof/>
+        </w:rPr>
         <w:lastRenderedPageBreak/>
         <w:drawing>
           <wp:inline distT="0" distB="0" distL="0" distR="0" wp14:anchorId="4A01C7AD" wp14:editId="7A95A575">
@@ -1436,14 +1427,7 @@
           <w:rFonts w:hint="eastAsia"/>
           <w:noProof/>
         </w:rPr>
-        <w:t xml:space="preserve">baseDiffuse + </w:t>
-      </w:r>
-      <w:r>
-        <w:rPr>
-          <w:rFonts w:hint="eastAsia"/>
-          <w:noProof/>
-        </w:rPr>
-        <w:t>retro-reflection:</w:t>
+        <w:t>baseDiffuse + retro-reflection:</w:t>
       </w:r>
       <w:r>
         <w:rPr>
@@ -1457,14 +1441,7 @@
           <w:rFonts w:hint="eastAsia"/>
           <w:noProof/>
         </w:rPr>
-        <w:t xml:space="preserve"> 上图的fd</w:t>
-      </w:r>
-      <w:r>
-        <w:rPr>
-          <w:rFonts w:hint="eastAsia"/>
-          <w:noProof/>
-        </w:rPr>
-        <w:t xml:space="preserve"> </w:t>
+        <w:t xml:space="preserve"> 上图的fd </w:t>
       </w:r>
       <w:r>
         <w:rPr>
@@ -1544,7 +1521,6 @@
     <w:p>
       <w:pPr>
         <w:rPr>
-          <w:rFonts w:hint="eastAsia"/>
           <w:noProof/>
         </w:rPr>
       </w:pPr>
@@ -2896,14 +2872,7 @@
           <w:rFonts w:hint="eastAsia"/>
           <w:noProof/>
         </w:rPr>
-        <w:t>Disney人员发现分母的指数可以影响“尾巴</w:t>
-      </w:r>
-      <w:r>
-        <w:rPr>
-          <w:rFonts w:hint="eastAsia"/>
-          <w:noProof/>
-        </w:rPr>
-        <w:t>”的长度</w:t>
+        <w:t>Disney人员发现分母的指数可以影响“尾巴”的长度</w:t>
       </w:r>
       <w:r>
         <w:rPr>
@@ -3291,7 +3260,6 @@
     <w:p>
       <w:pPr>
         <w:rPr>
-          <w:rFonts w:hint="eastAsia"/>
           <w:noProof/>
         </w:rPr>
       </w:pPr>
@@ -3854,6 +3822,464 @@
           <w:noProof/>
         </w:rPr>
       </w:pPr>
+      <w:r>
+        <w:rPr>
+          <w:rFonts w:hint="eastAsia"/>
+          <w:noProof/>
+        </w:rPr>
+        <w:t>Principled BSDF</w:t>
+      </w:r>
+    </w:p>
+    <w:p>
+      <w:pPr>
+        <w:rPr>
+          <w:noProof/>
+        </w:rPr>
+      </w:pPr>
+      <w:r>
+        <w:rPr>
+          <w:rFonts w:hint="eastAsia"/>
+          <w:noProof/>
+        </w:rPr>
+        <w:t>统一各个参数的权重公式：</w:t>
+      </w:r>
+    </w:p>
+    <w:p>
+      <w:pPr>
+        <w:rPr>
+          <w:noProof/>
+        </w:rPr>
+      </w:pPr>
+      <w:r>
+        <w:rPr>
+          <w:noProof/>
+        </w:rPr>
+        <w:t>D</w:t>
+      </w:r>
+      <w:r>
+        <w:rPr>
+          <w:rFonts w:hint="eastAsia"/>
+          <w:noProof/>
+        </w:rPr>
+        <w:t>iffuse：</w:t>
+      </w:r>
+      <w:r>
+        <w:rPr>
+          <w:noProof/>
+        </w:rPr>
+        <w:t>(1 - specTrans) * (1 - Metallic)</w:t>
+      </w:r>
+    </w:p>
+    <w:p>
+      <w:pPr>
+        <w:rPr>
+          <w:noProof/>
+        </w:rPr>
+      </w:pPr>
+      <w:r>
+        <w:rPr>
+          <w:noProof/>
+        </w:rPr>
+        <w:t>ClearCoat: 0.25*clearcoat</w:t>
+      </w:r>
+    </w:p>
+    <w:p>
+      <w:pPr>
+        <w:rPr>
+          <w:noProof/>
+        </w:rPr>
+      </w:pPr>
+      <w:r>
+        <w:rPr>
+          <w:noProof/>
+        </w:rPr>
+        <w:t>Sheen: (1 - metallic) * sheen</w:t>
+      </w:r>
+    </w:p>
+    <w:p>
+      <w:pPr>
+        <w:rPr>
+          <w:noProof/>
+        </w:rPr>
+      </w:pPr>
+      <w:r>
+        <w:rPr>
+          <w:noProof/>
+        </w:rPr>
+        <w:t>Glass: specTrans * (1 - Metallic)</w:t>
+      </w:r>
+    </w:p>
+    <w:p>
+      <w:pPr>
+        <w:rPr>
+          <w:noProof/>
+        </w:rPr>
+      </w:pPr>
+      <w:r>
+        <w:rPr>
+          <w:noProof/>
+        </w:rPr>
+        <w:t>Metal: (1 – specularTransmission*( 1 - metallic))</w:t>
+      </w:r>
+    </w:p>
+    <w:p>
+      <w:pPr>
+        <w:rPr>
+          <w:rFonts w:hint="eastAsia"/>
+          <w:noProof/>
+        </w:rPr>
+      </w:pPr>
+    </w:p>
+    <w:p>
+      <w:pPr>
+        <w:rPr>
+          <w:noProof/>
+        </w:rPr>
+      </w:pPr>
+      <w:r>
+        <w:rPr>
+          <w:noProof/>
+        </w:rPr>
+        <w:lastRenderedPageBreak/>
+        <w:drawing>
+          <wp:inline distT="0" distB="0" distL="0" distR="0" wp14:anchorId="6C50BAF7" wp14:editId="0CF694DC">
+            <wp:extent cx="5274310" cy="2092325"/>
+            <wp:effectExtent l="0" t="0" r="2540" b="3175"/>
+            <wp:docPr id="150461954" name="图片 1" descr="文本&#10;&#10;AI 生成的内容可能不正确。"/>
+            <wp:cNvGraphicFramePr>
+              <a:graphicFrameLocks xmlns:a="http://schemas.openxmlformats.org/drawingml/2006/main" noChangeAspect="1"/>
+            </wp:cNvGraphicFramePr>
+            <a:graphic xmlns:a="http://schemas.openxmlformats.org/drawingml/2006/main">
+              <a:graphicData uri="http://schemas.openxmlformats.org/drawingml/2006/picture">
+                <pic:pic xmlns:pic="http://schemas.openxmlformats.org/drawingml/2006/picture">
+                  <pic:nvPicPr>
+                    <pic:cNvPr id="150461954" name="图片 1" descr="文本&#10;&#10;AI 生成的内容可能不正确。"/>
+                    <pic:cNvPicPr/>
+                  </pic:nvPicPr>
+                  <pic:blipFill>
+                    <a:blip r:embed="rId48"/>
+                    <a:stretch>
+                      <a:fillRect/>
+                    </a:stretch>
+                  </pic:blipFill>
+                  <pic:spPr>
+                    <a:xfrm>
+                      <a:off x="0" y="0"/>
+                      <a:ext cx="5274310" cy="2092325"/>
+                    </a:xfrm>
+                    <a:prstGeom prst="rect">
+                      <a:avLst/>
+                    </a:prstGeom>
+                  </pic:spPr>
+                </pic:pic>
+              </a:graphicData>
+            </a:graphic>
+          </wp:inline>
+        </w:drawing>
+      </w:r>
+    </w:p>
+    <w:p>
+      <w:pPr>
+        <w:rPr>
+          <w:noProof/>
+        </w:rPr>
+      </w:pPr>
+      <w:r>
+        <w:rPr>
+          <w:rFonts w:hint="eastAsia"/>
+          <w:noProof/>
+        </w:rPr>
+        <w:t>注意，这里对于金属权重的公式的解释是：</w:t>
+      </w:r>
+    </w:p>
+    <w:p>
+      <w:pPr>
+        <w:rPr>
+          <w:noProof/>
+        </w:rPr>
+      </w:pPr>
+      <w:r>
+        <w:rPr>
+          <w:rFonts w:hint="eastAsia"/>
+          <w:noProof/>
+        </w:rPr>
+        <w:t>目前的权重计算没有算上glass材质的brdf部分，这部分跟金属遵循同样的brdf原理，所以合并到这里一起计算：</w:t>
+      </w:r>
+      <w:r>
+        <w:rPr>
+          <w:noProof/>
+        </w:rPr>
+        <w:t>(1 – specularTransmission*( 1 - metallic))</w:t>
+      </w:r>
+    </w:p>
+    <w:p>
+      <w:pPr>
+        <w:rPr>
+          <w:noProof/>
+        </w:rPr>
+      </w:pPr>
+      <w:r>
+        <w:rPr>
+          <w:rFonts w:hint="eastAsia"/>
+          <w:noProof/>
+        </w:rPr>
+        <w:t>当metallic = 0, 退化成跟diffuse权重相同的 1- specularTransmission,当metallic =1，权重就是1</w:t>
+      </w:r>
+    </w:p>
+    <w:p>
+      <w:pPr>
+        <w:rPr>
+          <w:noProof/>
+        </w:rPr>
+      </w:pPr>
+      <w:r>
+        <w:rPr>
+          <w:rFonts w:hint="eastAsia"/>
+          <w:noProof/>
+        </w:rPr>
+        <w:t>这样的计算应该也是种hack,没有完全遵循归一化的能量守恒。</w:t>
+      </w:r>
+    </w:p>
+    <w:p>
+      <w:pPr>
+        <w:rPr>
+          <w:noProof/>
+        </w:rPr>
+      </w:pPr>
+      <w:r>
+        <w:rPr>
+          <w:rFonts w:hint="eastAsia"/>
+          <w:noProof/>
+        </w:rPr>
+        <w:t>同时，对于specularTransmission这个权重 ，其实是衡量光线进入非电解质后折射出去和次表面散射回来的权重，即分配能量到 (diffuse + fakeSS) 和 btdf ，并没有分配能量到直接反射出的brdf那部分。所以确实需要补上这部分能量</w:t>
+      </w:r>
+    </w:p>
+    <w:p>
+      <w:pPr>
+        <w:rPr>
+          <w:noProof/>
+        </w:rPr>
+      </w:pPr>
+      <w:r>
+        <w:rPr>
+          <w:rFonts w:hint="eastAsia"/>
+          <w:noProof/>
+        </w:rPr>
+        <w:t>直观的权重分配：</w:t>
+      </w:r>
+    </w:p>
+    <w:p>
+      <w:pPr>
+        <w:rPr>
+          <w:noProof/>
+        </w:rPr>
+      </w:pPr>
+      <w:r>
+        <w:rPr>
+          <w:noProof/>
+        </w:rPr>
+        <w:drawing>
+          <wp:inline distT="0" distB="0" distL="0" distR="0" wp14:anchorId="690CD97A" wp14:editId="2D2506E9">
+            <wp:extent cx="5274310" cy="2407285"/>
+            <wp:effectExtent l="0" t="0" r="2540" b="0"/>
+            <wp:docPr id="377833203" name="图片 1" descr="图示&#10;&#10;AI 生成的内容可能不正确。"/>
+            <wp:cNvGraphicFramePr>
+              <a:graphicFrameLocks xmlns:a="http://schemas.openxmlformats.org/drawingml/2006/main" noChangeAspect="1"/>
+            </wp:cNvGraphicFramePr>
+            <a:graphic xmlns:a="http://schemas.openxmlformats.org/drawingml/2006/main">
+              <a:graphicData uri="http://schemas.openxmlformats.org/drawingml/2006/picture">
+                <pic:pic xmlns:pic="http://schemas.openxmlformats.org/drawingml/2006/picture">
+                  <pic:nvPicPr>
+                    <pic:cNvPr id="377833203" name="图片 1" descr="图示&#10;&#10;AI 生成的内容可能不正确。"/>
+                    <pic:cNvPicPr>
+                      <a:picLocks noChangeAspect="1" noChangeArrowheads="1"/>
+                    </pic:cNvPicPr>
+                  </pic:nvPicPr>
+                  <pic:blipFill>
+                    <a:blip r:embed="rId49" cstate="print">
+                      <a:extLst>
+                        <a:ext uri="{28A0092B-C50C-407E-A947-70E740481C1C}">
+                          <a14:useLocalDpi xmlns:a14="http://schemas.microsoft.com/office/drawing/2010/main" val="0"/>
+                        </a:ext>
+                      </a:extLst>
+                    </a:blip>
+                    <a:srcRect/>
+                    <a:stretch>
+                      <a:fillRect/>
+                    </a:stretch>
+                  </pic:blipFill>
+                  <pic:spPr bwMode="auto">
+                    <a:xfrm>
+                      <a:off x="0" y="0"/>
+                      <a:ext cx="5274310" cy="2407285"/>
+                    </a:xfrm>
+                    <a:prstGeom prst="rect">
+                      <a:avLst/>
+                    </a:prstGeom>
+                    <a:noFill/>
+                    <a:ln>
+                      <a:noFill/>
+                    </a:ln>
+                  </pic:spPr>
+                </pic:pic>
+              </a:graphicData>
+            </a:graphic>
+          </wp:inline>
+        </w:drawing>
+      </w:r>
+    </w:p>
+    <w:p>
+      <w:pPr>
+        <w:rPr>
+          <w:noProof/>
+        </w:rPr>
+      </w:pPr>
+    </w:p>
+    <w:p>
+      <w:pPr>
+        <w:rPr>
+          <w:noProof/>
+        </w:rPr>
+      </w:pPr>
+      <w:r>
+        <w:rPr>
+          <w:rFonts w:hint="eastAsia"/>
+          <w:noProof/>
+        </w:rPr>
+        <w:t>PDF：</w:t>
+      </w:r>
+    </w:p>
+    <w:p>
+      <w:pPr>
+        <w:rPr>
+          <w:noProof/>
+        </w:rPr>
+      </w:pPr>
+      <w:r>
+        <w:rPr>
+          <w:rFonts w:hint="eastAsia"/>
+          <w:noProof/>
+        </w:rPr>
+        <w:t>同样的，在各个材质的pdf计算完各自的值后，按上面的统一权重加权到最后PDF</w:t>
+      </w:r>
+    </w:p>
+    <w:p>
+      <w:pPr>
+        <w:rPr>
+          <w:noProof/>
+        </w:rPr>
+      </w:pPr>
+      <w:r>
+        <w:rPr>
+          <w:rFonts w:hint="eastAsia"/>
+          <w:noProof/>
+        </w:rPr>
+        <w:lastRenderedPageBreak/>
+        <w:t>Sample：</w:t>
+      </w:r>
+    </w:p>
+    <w:p>
+      <w:pPr>
+        <w:rPr>
+          <w:noProof/>
+        </w:rPr>
+      </w:pPr>
+      <w:r>
+        <w:rPr>
+          <w:rFonts w:hint="eastAsia"/>
+          <w:noProof/>
+        </w:rPr>
+        <w:t>先算出每种有效材质的权重，然后取一个随机数，看落在谁的区间就按谁的sample方程采样。</w:t>
+      </w:r>
+    </w:p>
+    <w:p>
+      <w:pPr>
+        <w:rPr>
+          <w:noProof/>
+        </w:rPr>
+      </w:pPr>
+      <w:r>
+        <w:rPr>
+          <w:rFonts w:hint="eastAsia"/>
+          <w:noProof/>
+        </w:rPr>
+        <w:t>注意：为了满足视觉上尽可能真实，当光线在物体内部折射/反射时，只需要当做纯glass材质处理。</w:t>
+      </w:r>
+    </w:p>
+    <w:p>
+      <w:pPr>
+        <w:rPr>
+          <w:noProof/>
+        </w:rPr>
+      </w:pPr>
+      <w:r>
+        <w:rPr>
+          <w:rFonts w:hint="eastAsia"/>
+          <w:noProof/>
+        </w:rPr>
+        <w:t>能量分配：</w:t>
+      </w:r>
+    </w:p>
+    <w:p>
+      <w:pPr>
+        <w:rPr>
+          <w:rFonts w:hint="eastAsia"/>
+          <w:noProof/>
+        </w:rPr>
+      </w:pPr>
+      <w:r>
+        <w:rPr>
+          <w:noProof/>
+        </w:rPr>
+        <w:drawing>
+          <wp:inline distT="0" distB="0" distL="0" distR="0" wp14:anchorId="39C58DB3" wp14:editId="3F409F1E">
+            <wp:extent cx="5274310" cy="4054475"/>
+            <wp:effectExtent l="0" t="0" r="2540" b="3175"/>
+            <wp:docPr id="684914117" name="图片 2" descr="图示&#10;&#10;AI 生成的内容可能不正确。"/>
+            <wp:cNvGraphicFramePr>
+              <a:graphicFrameLocks xmlns:a="http://schemas.openxmlformats.org/drawingml/2006/main" noChangeAspect="1"/>
+            </wp:cNvGraphicFramePr>
+            <a:graphic xmlns:a="http://schemas.openxmlformats.org/drawingml/2006/main">
+              <a:graphicData uri="http://schemas.openxmlformats.org/drawingml/2006/picture">
+                <pic:pic xmlns:pic="http://schemas.openxmlformats.org/drawingml/2006/picture">
+                  <pic:nvPicPr>
+                    <pic:cNvPr id="684914117" name="图片 2" descr="图示&#10;&#10;AI 生成的内容可能不正确。"/>
+                    <pic:cNvPicPr>
+                      <a:picLocks noChangeAspect="1" noChangeArrowheads="1"/>
+                    </pic:cNvPicPr>
+                  </pic:nvPicPr>
+                  <pic:blipFill>
+                    <a:blip r:embed="rId50" cstate="print">
+                      <a:extLst>
+                        <a:ext uri="{28A0092B-C50C-407E-A947-70E740481C1C}">
+                          <a14:useLocalDpi xmlns:a14="http://schemas.microsoft.com/office/drawing/2010/main" val="0"/>
+                        </a:ext>
+                      </a:extLst>
+                    </a:blip>
+                    <a:srcRect/>
+                    <a:stretch>
+                      <a:fillRect/>
+                    </a:stretch>
+                  </pic:blipFill>
+                  <pic:spPr bwMode="auto">
+                    <a:xfrm>
+                      <a:off x="0" y="0"/>
+                      <a:ext cx="5274310" cy="4054475"/>
+                    </a:xfrm>
+                    <a:prstGeom prst="rect">
+                      <a:avLst/>
+                    </a:prstGeom>
+                    <a:noFill/>
+                    <a:ln>
+                      <a:noFill/>
+                    </a:ln>
+                  </pic:spPr>
+                </pic:pic>
+              </a:graphicData>
+            </a:graphic>
+          </wp:inline>
+        </w:drawing>
+      </w:r>
     </w:p>
     <w:sectPr>
       <w:pgSz w:w="11906" w:h="16838"/>
@@ -4435,6 +4861,7 @@
   <w:style w:type="paragraph" w:default="1" w:styleId="a">
     <w:name w:val="Normal"/>
     <w:qFormat/>
+    <w:rsid w:val="00A317B4"/>
     <w:pPr>
       <w:widowControl w:val="0"/>
     </w:pPr>
@@ -4642,6 +5069,7 @@
   <w:style w:type="character" w:default="1" w:styleId="a0">
     <w:name w:val="Default Paragraph Font"/>
     <w:uiPriority w:val="1"/>
+    <w:semiHidden/>
     <w:unhideWhenUsed/>
   </w:style>
   <w:style w:type="table" w:default="1" w:styleId="a1">

--- a/Project/note/BSDF.docx
+++ b/Project/note/BSDF.docx
@@ -3925,7 +3925,6 @@
     <w:p>
       <w:pPr>
         <w:rPr>
-          <w:rFonts w:hint="eastAsia"/>
           <w:noProof/>
         </w:rPr>
       </w:pPr>
@@ -4079,7 +4078,7 @@
           <w:noProof/>
         </w:rPr>
         <w:drawing>
-          <wp:inline distT="0" distB="0" distL="0" distR="0" wp14:anchorId="690CD97A" wp14:editId="2D2506E9">
+          <wp:inline distT="0" distB="0" distL="0" distR="0" wp14:anchorId="690CD97A" wp14:editId="2BF9FD81">
             <wp:extent cx="5274310" cy="2407285"/>
             <wp:effectExtent l="0" t="0" r="2540" b="0"/>
             <wp:docPr id="377833203" name="图片 1" descr="图示&#10;&#10;AI 生成的内容可能不正确。"/>
@@ -4223,7 +4222,6 @@
     <w:p>
       <w:pPr>
         <w:rPr>
-          <w:rFonts w:hint="eastAsia"/>
           <w:noProof/>
         </w:rPr>
       </w:pPr>
@@ -4232,7 +4230,7 @@
           <w:noProof/>
         </w:rPr>
         <w:drawing>
-          <wp:inline distT="0" distB="0" distL="0" distR="0" wp14:anchorId="39C58DB3" wp14:editId="3F409F1E">
+          <wp:inline distT="0" distB="0" distL="0" distR="0" wp14:anchorId="39C58DB3" wp14:editId="425402BE">
             <wp:extent cx="5274310" cy="4054475"/>
             <wp:effectExtent l="0" t="0" r="2540" b="3175"/>
             <wp:docPr id="684914117" name="图片 2" descr="图示&#10;&#10;AI 生成的内容可能不正确。"/>
@@ -4273,6 +4271,141 @@
                     <a:ln>
                       <a:noFill/>
                     </a:ln>
+                  </pic:spPr>
+                </pic:pic>
+              </a:graphicData>
+            </a:graphic>
+          </wp:inline>
+        </w:drawing>
+      </w:r>
+    </w:p>
+    <w:p>
+      <w:pPr>
+        <w:rPr>
+          <w:noProof/>
+        </w:rPr>
+      </w:pPr>
+    </w:p>
+    <w:p>
+      <w:pPr>
+        <w:rPr>
+          <w:noProof/>
+          <w:sz w:val="44"/>
+          <w:szCs w:val="48"/>
+        </w:rPr>
+      </w:pPr>
+      <w:r>
+        <w:rPr>
+          <w:rFonts w:hint="eastAsia"/>
+          <w:noProof/>
+          <w:sz w:val="44"/>
+          <w:szCs w:val="48"/>
+        </w:rPr>
+        <w:t>贴图相关</w:t>
+      </w:r>
+    </w:p>
+    <w:p>
+      <w:pPr>
+        <w:rPr>
+          <w:noProof/>
+        </w:rPr>
+      </w:pPr>
+      <w:r>
+        <w:rPr>
+          <w:rFonts w:hint="eastAsia"/>
+          <w:noProof/>
+        </w:rPr>
+        <w:lastRenderedPageBreak/>
+        <w:t>原始图</w:t>
+      </w:r>
+      <w:r>
+        <w:rPr>
+          <w:noProof/>
+        </w:rPr>
+        <w:drawing>
+          <wp:inline distT="0" distB="0" distL="0" distR="0" wp14:anchorId="4D224382" wp14:editId="3A4C5229">
+            <wp:extent cx="4261899" cy="3433738"/>
+            <wp:effectExtent l="0" t="0" r="5715" b="0"/>
+            <wp:docPr id="1969691473" name="图片 1"/>
+            <wp:cNvGraphicFramePr>
+              <a:graphicFrameLocks xmlns:a="http://schemas.openxmlformats.org/drawingml/2006/main" noChangeAspect="1"/>
+            </wp:cNvGraphicFramePr>
+            <a:graphic xmlns:a="http://schemas.openxmlformats.org/drawingml/2006/main">
+              <a:graphicData uri="http://schemas.openxmlformats.org/drawingml/2006/picture">
+                <pic:pic xmlns:pic="http://schemas.openxmlformats.org/drawingml/2006/picture">
+                  <pic:nvPicPr>
+                    <pic:cNvPr id="1969691473" name=""/>
+                    <pic:cNvPicPr/>
+                  </pic:nvPicPr>
+                  <pic:blipFill>
+                    <a:blip r:embed="rId51"/>
+                    <a:stretch>
+                      <a:fillRect/>
+                    </a:stretch>
+                  </pic:blipFill>
+                  <pic:spPr>
+                    <a:xfrm>
+                      <a:off x="0" y="0"/>
+                      <a:ext cx="4266601" cy="3437527"/>
+                    </a:xfrm>
+                    <a:prstGeom prst="rect">
+                      <a:avLst/>
+                    </a:prstGeom>
+                  </pic:spPr>
+                </pic:pic>
+              </a:graphicData>
+            </a:graphic>
+          </wp:inline>
+        </w:drawing>
+      </w:r>
+    </w:p>
+    <w:p>
+      <w:pPr>
+        <w:rPr>
+          <w:rFonts w:hint="eastAsia"/>
+          <w:noProof/>
+        </w:rPr>
+      </w:pPr>
+      <w:r>
+        <w:rPr>
+          <w:rFonts w:hint="eastAsia"/>
+          <w:noProof/>
+        </w:rPr>
+        <w:t>AO：</w:t>
+      </w:r>
+      <w:r>
+        <w:rPr>
+          <w:noProof/>
+        </w:rPr>
+        <w:drawing>
+          <wp:inline distT="0" distB="0" distL="0" distR="0" wp14:anchorId="2B1AFAEB" wp14:editId="2DB63675">
+            <wp:extent cx="4342751" cy="3482671"/>
+            <wp:effectExtent l="0" t="0" r="1270" b="3810"/>
+            <wp:docPr id="1758416491" name="图片 1"/>
+            <wp:cNvGraphicFramePr>
+              <a:graphicFrameLocks xmlns:a="http://schemas.openxmlformats.org/drawingml/2006/main" noChangeAspect="1"/>
+            </wp:cNvGraphicFramePr>
+            <a:graphic xmlns:a="http://schemas.openxmlformats.org/drawingml/2006/main">
+              <a:graphicData uri="http://schemas.openxmlformats.org/drawingml/2006/picture">
+                <pic:pic xmlns:pic="http://schemas.openxmlformats.org/drawingml/2006/picture">
+                  <pic:nvPicPr>
+                    <pic:cNvPr id="1758416491" name=""/>
+                    <pic:cNvPicPr/>
+                  </pic:nvPicPr>
+                  <pic:blipFill>
+                    <a:blip r:embed="rId52"/>
+                    <a:stretch>
+                      <a:fillRect/>
+                    </a:stretch>
+                  </pic:blipFill>
+                  <pic:spPr>
+                    <a:xfrm>
+                      <a:off x="0" y="0"/>
+                      <a:ext cx="4350550" cy="3488926"/>
+                    </a:xfrm>
+                    <a:prstGeom prst="rect">
+                      <a:avLst/>
+                    </a:prstGeom>
                   </pic:spPr>
                 </pic:pic>
               </a:graphicData>
